--- a/klagomål/S 216-2025 FSC-klagomål.docx
+++ b/klagomål/S 216-2025 FSC-klagomål.docx
@@ -1887,7 +1887,7 @@
     <w:r>
       <w:tab/>
       <w:tab/>
-      <w:t>2026-09-14</w:t>
+      <w:t>2026-09-15</w:t>
       <w:br/>
       <w:br/>
     </w:r>

--- a/klagomål/S 216-2025 FSC-klagomål.docx
+++ b/klagomål/S 216-2025 FSC-klagomål.docx
@@ -1887,7 +1887,7 @@
     <w:r>
       <w:tab/>
       <w:tab/>
-      <w:t>2026-09-15</w:t>
+      <w:t>2026-09-16</w:t>
       <w:br/>
       <w:br/>
     </w:r>

--- a/klagomål/S 216-2025 FSC-klagomål.docx
+++ b/klagomål/S 216-2025 FSC-klagomål.docx
@@ -1887,7 +1887,7 @@
     <w:r>
       <w:tab/>
       <w:tab/>
-      <w:t>2026-09-16</w:t>
+      <w:t>2026-09-17</w:t>
       <w:br/>
       <w:br/>
     </w:r>

--- a/klagomål/S 216-2025 FSC-klagomål.docx
+++ b/klagomål/S 216-2025 FSC-klagomål.docx
@@ -1887,7 +1887,7 @@
     <w:r>
       <w:tab/>
       <w:tab/>
-      <w:t>2026-09-17</w:t>
+      <w:t>2026-09-18</w:t>
       <w:br/>
       <w:br/>
     </w:r>

--- a/klagomål/S 216-2025 FSC-klagomål.docx
+++ b/klagomål/S 216-2025 FSC-klagomål.docx
@@ -1887,7 +1887,7 @@
     <w:r>
       <w:tab/>
       <w:tab/>
-      <w:t>2026-09-18</w:t>
+      <w:t>2026-09-19</w:t>
       <w:br/>
       <w:br/>
     </w:r>

--- a/klagomål/S 216-2025 FSC-klagomål.docx
+++ b/klagomål/S 216-2025 FSC-klagomål.docx
@@ -1887,7 +1887,7 @@
     <w:r>
       <w:tab/>
       <w:tab/>
-      <w:t>2026-09-19</w:t>
+      <w:t>2026-09-21</w:t>
       <w:br/>
       <w:br/>
     </w:r>

--- a/klagomål/S 216-2025 FSC-klagomål.docx
+++ b/klagomål/S 216-2025 FSC-klagomål.docx
@@ -1887,7 +1887,7 @@
     <w:r>
       <w:tab/>
       <w:tab/>
-      <w:t>2026-09-21</w:t>
+      <w:t>2026-09-23</w:t>
       <w:br/>
       <w:br/>
     </w:r>

--- a/klagomål/S 216-2025 FSC-klagomål.docx
+++ b/klagomål/S 216-2025 FSC-klagomål.docx
@@ -1887,7 +1887,7 @@
     <w:r>
       <w:tab/>
       <w:tab/>
-      <w:t>2026-09-23</w:t>
+      <w:t>2026-09-24</w:t>
       <w:br/>
       <w:br/>
     </w:r>

--- a/klagomål/S 216-2025 FSC-klagomål.docx
+++ b/klagomål/S 216-2025 FSC-klagomål.docx
@@ -1887,7 +1887,7 @@
     <w:r>
       <w:tab/>
       <w:tab/>
-      <w:t>2026-09-24</w:t>
+      <w:t>2026-09-25</w:t>
       <w:br/>
       <w:br/>
     </w:r>

--- a/klagomål/S 216-2025 FSC-klagomål.docx
+++ b/klagomål/S 216-2025 FSC-klagomål.docx
@@ -1887,7 +1887,7 @@
     <w:r>
       <w:tab/>
       <w:tab/>
-      <w:t>2026-09-25</w:t>
+      <w:t>2026-09-26</w:t>
       <w:br/>
       <w:br/>
     </w:r>

--- a/klagomål/S 216-2025 FSC-klagomål.docx
+++ b/klagomål/S 216-2025 FSC-klagomål.docx
@@ -1887,7 +1887,7 @@
     <w:r>
       <w:tab/>
       <w:tab/>
-      <w:t>2026-09-26</w:t>
+      <w:t>2026-09-27</w:t>
       <w:br/>
       <w:br/>
     </w:r>

--- a/klagomål/S 216-2025 FSC-klagomål.docx
+++ b/klagomål/S 216-2025 FSC-klagomål.docx
@@ -1887,7 +1887,7 @@
     <w:r>
       <w:tab/>
       <w:tab/>
-      <w:t>2026-09-27</w:t>
+      <w:t>2026-09-28</w:t>
       <w:br/>
       <w:br/>
     </w:r>

--- a/klagomål/S 216-2025 FSC-klagomål.docx
+++ b/klagomål/S 216-2025 FSC-klagomål.docx
@@ -1887,7 +1887,7 @@
     <w:r>
       <w:tab/>
       <w:tab/>
-      <w:t>2026-09-28</w:t>
+      <w:t>2026-09-29</w:t>
       <w:br/>
       <w:br/>
     </w:r>

--- a/klagomål/S 216-2025 FSC-klagomål.docx
+++ b/klagomål/S 216-2025 FSC-klagomål.docx
@@ -1887,7 +1887,7 @@
     <w:r>
       <w:tab/>
       <w:tab/>
-      <w:t>2026-09-29</w:t>
+      <w:t>2026-09-30</w:t>
       <w:br/>
       <w:br/>
     </w:r>

--- a/klagomål/S 216-2025 FSC-klagomål.docx
+++ b/klagomål/S 216-2025 FSC-klagomål.docx
@@ -1887,7 +1887,7 @@
     <w:r>
       <w:tab/>
       <w:tab/>
-      <w:t>2026-09-30</w:t>
+      <w:t>2026-10-01</w:t>
       <w:br/>
       <w:br/>
     </w:r>

--- a/klagomål/S 216-2025 FSC-klagomål.docx
+++ b/klagomål/S 216-2025 FSC-klagomål.docx
@@ -1887,7 +1887,7 @@
     <w:r>
       <w:tab/>
       <w:tab/>
-      <w:t>2026-10-01</w:t>
+      <w:t>2026-10-02</w:t>
       <w:br/>
       <w:br/>
     </w:r>

--- a/klagomål/S 216-2025 FSC-klagomål.docx
+++ b/klagomål/S 216-2025 FSC-klagomål.docx
@@ -1887,7 +1887,7 @@
     <w:r>
       <w:tab/>
       <w:tab/>
-      <w:t>2026-10-02</w:t>
+      <w:t>2026-10-03</w:t>
       <w:br/>
       <w:br/>
     </w:r>

--- a/klagomål/S 216-2025 FSC-klagomål.docx
+++ b/klagomål/S 216-2025 FSC-klagomål.docx
@@ -1887,7 +1887,7 @@
     <w:r>
       <w:tab/>
       <w:tab/>
-      <w:t>2026-10-03</w:t>
+      <w:t>2026-10-04</w:t>
       <w:br/>
       <w:br/>
     </w:r>

--- a/klagomål/S 216-2025 FSC-klagomål.docx
+++ b/klagomål/S 216-2025 FSC-klagomål.docx
@@ -1887,7 +1887,7 @@
     <w:r>
       <w:tab/>
       <w:tab/>
-      <w:t>2026-10-04</w:t>
+      <w:t>2026-10-05</w:t>
       <w:br/>
       <w:br/>
     </w:r>

--- a/klagomål/S 216-2025 FSC-klagomål.docx
+++ b/klagomål/S 216-2025 FSC-klagomål.docx
@@ -1887,7 +1887,7 @@
     <w:r>
       <w:tab/>
       <w:tab/>
-      <w:t>2026-10-05</w:t>
+      <w:t>2026-10-06</w:t>
       <w:br/>
       <w:br/>
     </w:r>

--- a/klagomål/S 216-2025 FSC-klagomål.docx
+++ b/klagomål/S 216-2025 FSC-klagomål.docx
@@ -1887,7 +1887,7 @@
     <w:r>
       <w:tab/>
       <w:tab/>
-      <w:t>2026-10-06</w:t>
+      <w:t>2026-10-07</w:t>
       <w:br/>
       <w:br/>
     </w:r>

--- a/klagomål/S 216-2025 FSC-klagomål.docx
+++ b/klagomål/S 216-2025 FSC-klagomål.docx
@@ -1887,7 +1887,7 @@
     <w:r>
       <w:tab/>
       <w:tab/>
-      <w:t>2026-10-07</w:t>
+      <w:t>2026-10-08</w:t>
       <w:br/>
       <w:br/>
     </w:r>

--- a/klagomål/S 216-2025 FSC-klagomål.docx
+++ b/klagomål/S 216-2025 FSC-klagomål.docx
@@ -1887,7 +1887,7 @@
     <w:r>
       <w:tab/>
       <w:tab/>
-      <w:t>2026-10-08</w:t>
+      <w:t>2026-10-09</w:t>
       <w:br/>
       <w:br/>
     </w:r>

--- a/klagomål/S 216-2025 FSC-klagomål.docx
+++ b/klagomål/S 216-2025 FSC-klagomål.docx
@@ -1887,7 +1887,7 @@
     <w:r>
       <w:tab/>
       <w:tab/>
-      <w:t>2026-10-09</w:t>
+      <w:t>2026-10-10</w:t>
       <w:br/>
       <w:br/>
     </w:r>

--- a/klagomål/S 216-2025 FSC-klagomål.docx
+++ b/klagomål/S 216-2025 FSC-klagomål.docx
@@ -1887,7 +1887,7 @@
     <w:r>
       <w:tab/>
       <w:tab/>
-      <w:t>2026-10-10</w:t>
+      <w:t>2026-10-11</w:t>
       <w:br/>
       <w:br/>
     </w:r>

--- a/klagomål/S 216-2025 FSC-klagomål.docx
+++ b/klagomål/S 216-2025 FSC-klagomål.docx
@@ -1887,7 +1887,7 @@
     <w:r>
       <w:tab/>
       <w:tab/>
-      <w:t>2026-10-11</w:t>
+      <w:t>2026-10-12</w:t>
       <w:br/>
       <w:br/>
     </w:r>

--- a/klagomål/S 216-2025 FSC-klagomål.docx
+++ b/klagomål/S 216-2025 FSC-klagomål.docx
@@ -178,7 +178,7 @@
       <w:r>
         <w:drawing>
           <wp:inline xmlns:a="http://schemas.openxmlformats.org/drawingml/2006/main" xmlns:pic="http://schemas.openxmlformats.org/drawingml/2006/picture">
-            <wp:extent cx="5486400" cy="5208676"/>
+            <wp:extent cx="5486400" cy="5207340"/>
             <wp:docPr id="1" name="Picture 1"/>
             <wp:cNvGraphicFramePr>
               <a:graphicFrameLocks noChangeAspect="1"/>
@@ -199,7 +199,7 @@
                   <pic:spPr>
                     <a:xfrm>
                       <a:off x="0" y="0"/>
-                      <a:ext cx="5486400" cy="5208676"/>
+                      <a:ext cx="5486400" cy="5207340"/>
                     </a:xfrm>
                     <a:prstGeom prst="rect"/>
                   </pic:spPr>
@@ -221,7 +221,7 @@
     </w:p>
     <w:p>
       <w:r>
-        <w:t>I och inom 25 meter från samrådsanmälan finns fynd av 50 naturvårdsarter, varav 23 är rödlistade, 20 är fridlysta, 17 är typiska (T) och 14 är signalarter (S): ask (EN), klätt (EN), skogsalm (EN), hasselsnok (VU, §4a), läderbagge (VU, §4a), stare (VU, §4), blekticka (NT, T), ekticka (NT, T), gammelekslav (NT, T), gul dropplav (NT), hjälmbrosklav (NT), nordfladdermus (NT, §4a), oxtungssvamp (NT), parknål (NT), reliktbock (NT, T), rosa skärelav (NT, T), rörsångare (NT, §4), skeppsvarvsfluga (NT), skuggorangelav (NT), sparvuggla (NT, §4), tallticka (NT, T), vårärt (NT, T), älg (NT), barkticka (S, T), blanksvart trämyra (S), blompraktbagge (S), blåmossa (S, T), brun nållav (S), ekoxe (S, §6), ekskinn (S, T), fällmossa (S, T), gulpudrad spiklav (S, T), lönnlav (S), mindre märgborre (S, T), murgröna (S, T), myskbock (S), rostfläck (S, T), blåsippa (T, §9), spillkråka (T, §4), dvärgpipistrell (§4a), gröngöling (§4), grönsiska (§4), halsbandsflugsnappare (§4), kungsfågel (§4), trollpipistrell (§4a), huggorm (§6), kopparödla (§6), mindre vattensalamander (§6), vanlig padda (§6) och vanlig snok (§6). Se Figur 1.</w:t>
+        <w:t>I och inom 25 meter från samrådsanmälan finns fynd av 51 naturvårdsarter, varav 24 är rödlistade, 20 är fridlysta, 17 är typiska (T) och 14 är signalarter (S): ask (EN), klätt (EN), skogsalm (EN), hasselsnok (VU, §4a), läderbagge (VU, §4a), stare (VU, §4), blekticka (NT, T), ekticka (NT, T), gammelekslav (NT, T), gul dropplav (NT), hjälmbrosklav (NT), korallticka (NT), nordfladdermus (NT, §4a), oxtungssvamp (NT), parknål (NT), reliktbock (NT, T), rosa skärelav (NT, T), rörsångare (NT, §4), skeppsvarvsfluga (NT), skuggorangelav (NT), sparvuggla (NT, §4), tallticka (NT, T), vårärt (NT, T), älg (NT), barkticka (S, T), blanksvart trämyra (S), blompraktbagge (S), blåmossa (S, T), brun nållav (S), ekoxe (S, §6), ekskinn (S, T), fällmossa (S, T), gulpudrad spiklav (S, T), lönnlav (S), mindre märgborre (S, T), murgröna (S, T), myskbock (S), rostfläck (S, T), blåsippa (T, §9), spillkråka (T, §4), dvärgpipistrell (§4a), gröngöling (§4), grönsiska (§4), halsbandsflugsnappare (§4), kungsfågel (§4), trollpipistrell (§4a), huggorm (§6), kopparödla (§6), mindre vattensalamander (§6), vanlig padda (§6) och vanlig snok (§6). Se Figur 1.</w:t>
       </w:r>
     </w:p>
     <w:p>
@@ -383,6 +383,17 @@
         <w:rPr>
           <w:b/>
         </w:rPr>
+        <w:t>Korallticka (NT)</w:t>
+      </w:r>
+      <w:r>
+        <w:t xml:space="preserve"> visar på gamla ekar och lövskogsområden med gamla träd som har höga naturvärden. Värdträd, passande värdträd och olikåldriga bestånd med grov ek i hagmarks- och skogsmiljö sparas. För att säkerställa ekberoende arter på lång sikt måste fler bestånd med ek skyddas och skötas så att träden erhåller grova dimensioner och hög ålder (SLU Artdatabanken, 2024; Nitare &amp; Skogsstyrelsen, 2019).</w:t>
+      </w:r>
+    </w:p>
+    <w:p>
+      <w:r>
+        <w:rPr>
+          <w:b/>
+        </w:rPr>
         <w:t>Nordfladdermus (NT, §4a)</w:t>
       </w:r>
       <w:r>
@@ -1098,7 +1109,7 @@
         <w:rPr>
           <w:i/>
         </w:rPr>
-        <w:t>I det samrådsanmälda skogsområdet har 37 rödlistade arter och signalarter påträffats. Detta ska jämföras med Skogsstyrelsens uppföljning 2017 av nyckelbiotoper som visade att man i genomsnitt hittar 20,6 olika rödlistade arter och signalarter i en nyckelbiotop (Wijk, S. 2017. Biologisk mångfald i nyckelbiotoper – Resultat från inventeringen “Uppföljning biologisk mångfald” 2009–2015. Rapport 4/2017 Skogsstyrelsen, Jönköping).</w:t>
+        <w:t>I det samrådsanmälda skogsområdet har 38 rödlistade arter och signalarter påträffats. Detta ska jämföras med Skogsstyrelsens uppföljning 2017 av nyckelbiotoper som visade att man i genomsnitt hittar 20,6 olika rödlistade arter och signalarter i en nyckelbiotop (Wijk, S. 2017. Biologisk mångfald i nyckelbiotoper – Resultat från inventeringen “Uppföljning biologisk mångfald” 2009–2015. Rapport 4/2017 Skogsstyrelsen, Jönköping).</w:t>
       </w:r>
     </w:p>
     <w:p>
@@ -1127,7 +1138,7 @@
         <w:rPr>
           <w:i/>
         </w:rPr>
-        <w:t>I det samrådsanmälda skogsområdet har 50 naturvårdsarter varav 23 rödlistade arter sina livsmiljöer och växtplatser.</w:t>
+        <w:t>I det samrådsanmälda skogsområdet har 51 naturvårdsarter varav 24 rödlistade arter sina livsmiljöer och växtplatser.</w:t>
       </w:r>
     </w:p>
     <w:p>
@@ -1887,7 +1898,7 @@
     <w:r>
       <w:tab/>
       <w:tab/>
-      <w:t>2026-10-12</w:t>
+      <w:t>2026-10-13</w:t>
       <w:br/>
       <w:br/>
     </w:r>

--- a/klagomål/S 216-2025 FSC-klagomål.docx
+++ b/klagomål/S 216-2025 FSC-klagomål.docx
@@ -1898,7 +1898,7 @@
     <w:r>
       <w:tab/>
       <w:tab/>
-      <w:t>2026-10-13</w:t>
+      <w:t>2026-10-14</w:t>
       <w:br/>
       <w:br/>
     </w:r>

--- a/klagomål/S 216-2025 FSC-klagomål.docx
+++ b/klagomål/S 216-2025 FSC-klagomål.docx
@@ -1898,7 +1898,7 @@
     <w:r>
       <w:tab/>
       <w:tab/>
-      <w:t>2026-10-14</w:t>
+      <w:t>2026-10-15</w:t>
       <w:br/>
       <w:br/>
     </w:r>

--- a/klagomål/S 216-2025 FSC-klagomål.docx
+++ b/klagomål/S 216-2025 FSC-klagomål.docx
@@ -1898,7 +1898,7 @@
     <w:r>
       <w:tab/>
       <w:tab/>
-      <w:t>2026-10-15</w:t>
+      <w:t>2026-10-16</w:t>
       <w:br/>
       <w:br/>
     </w:r>

--- a/klagomål/S 216-2025 FSC-klagomål.docx
+++ b/klagomål/S 216-2025 FSC-klagomål.docx
@@ -1898,7 +1898,7 @@
     <w:r>
       <w:tab/>
       <w:tab/>
-      <w:t>2026-10-16</w:t>
+      <w:t>2026-10-17</w:t>
       <w:br/>
       <w:br/>
     </w:r>

--- a/klagomål/S 216-2025 FSC-klagomål.docx
+++ b/klagomål/S 216-2025 FSC-klagomål.docx
@@ -1898,7 +1898,7 @@
     <w:r>
       <w:tab/>
       <w:tab/>
-      <w:t>2026-10-17</w:t>
+      <w:t>2026-10-18</w:t>
       <w:br/>
       <w:br/>
     </w:r>

--- a/klagomål/S 216-2025 FSC-klagomål.docx
+++ b/klagomål/S 216-2025 FSC-klagomål.docx
@@ -1898,7 +1898,7 @@
     <w:r>
       <w:tab/>
       <w:tab/>
-      <w:t>2026-10-18</w:t>
+      <w:t>2026-10-19</w:t>
       <w:br/>
       <w:br/>
     </w:r>

--- a/klagomål/S 216-2025 FSC-klagomål.docx
+++ b/klagomål/S 216-2025 FSC-klagomål.docx
@@ -1898,7 +1898,7 @@
     <w:r>
       <w:tab/>
       <w:tab/>
-      <w:t>2026-10-19</w:t>
+      <w:t>2026-10-20</w:t>
       <w:br/>
       <w:br/>
     </w:r>

--- a/klagomål/S 216-2025 FSC-klagomål.docx
+++ b/klagomål/S 216-2025 FSC-klagomål.docx
@@ -1898,7 +1898,7 @@
     <w:r>
       <w:tab/>
       <w:tab/>
-      <w:t>2026-10-20</w:t>
+      <w:t>2026-10-21</w:t>
       <w:br/>
       <w:br/>
     </w:r>

--- a/klagomål/S 216-2025 FSC-klagomål.docx
+++ b/klagomål/S 216-2025 FSC-klagomål.docx
@@ -1898,7 +1898,7 @@
     <w:r>
       <w:tab/>
       <w:tab/>
-      <w:t>2026-10-21</w:t>
+      <w:t>2026-10-22</w:t>
       <w:br/>
       <w:br/>
     </w:r>

--- a/klagomål/S 216-2025 FSC-klagomål.docx
+++ b/klagomål/S 216-2025 FSC-klagomål.docx
@@ -1898,7 +1898,7 @@
     <w:r>
       <w:tab/>
       <w:tab/>
-      <w:t>2026-10-22</w:t>
+      <w:t>2026-10-23</w:t>
       <w:br/>
       <w:br/>
     </w:r>

--- a/klagomål/S 216-2025 FSC-klagomål.docx
+++ b/klagomål/S 216-2025 FSC-klagomål.docx
@@ -1898,7 +1898,7 @@
     <w:r>
       <w:tab/>
       <w:tab/>
-      <w:t>2026-10-23</w:t>
+      <w:t>2026-10-24</w:t>
       <w:br/>
       <w:br/>
     </w:r>

--- a/klagomål/S 216-2025 FSC-klagomål.docx
+++ b/klagomål/S 216-2025 FSC-klagomål.docx
@@ -1898,7 +1898,7 @@
     <w:r>
       <w:tab/>
       <w:tab/>
-      <w:t>2026-10-24</w:t>
+      <w:t>2026-10-25</w:t>
       <w:br/>
       <w:br/>
     </w:r>

--- a/klagomål/S 216-2025 FSC-klagomål.docx
+++ b/klagomål/S 216-2025 FSC-klagomål.docx
@@ -1898,7 +1898,7 @@
     <w:r>
       <w:tab/>
       <w:tab/>
-      <w:t>2026-10-25</w:t>
+      <w:t>2026-10-26</w:t>
       <w:br/>
       <w:br/>
     </w:r>

--- a/klagomål/S 216-2025 FSC-klagomål.docx
+++ b/klagomål/S 216-2025 FSC-klagomål.docx
@@ -1898,7 +1898,7 @@
     <w:r>
       <w:tab/>
       <w:tab/>
-      <w:t>2026-10-26</w:t>
+      <w:t>2026-10-27</w:t>
       <w:br/>
       <w:br/>
     </w:r>

--- a/klagomål/S 216-2025 FSC-klagomål.docx
+++ b/klagomål/S 216-2025 FSC-klagomål.docx
@@ -1898,7 +1898,7 @@
     <w:r>
       <w:tab/>
       <w:tab/>
-      <w:t>2026-10-27</w:t>
+      <w:t>2026-10-28</w:t>
       <w:br/>
       <w:br/>
     </w:r>

--- a/klagomål/S 216-2025 FSC-klagomål.docx
+++ b/klagomål/S 216-2025 FSC-klagomål.docx
@@ -1898,7 +1898,7 @@
     <w:r>
       <w:tab/>
       <w:tab/>
-      <w:t>2026-10-28</w:t>
+      <w:t>2026-10-29</w:t>
       <w:br/>
       <w:br/>
     </w:r>

--- a/klagomål/S 216-2025 FSC-klagomål.docx
+++ b/klagomål/S 216-2025 FSC-klagomål.docx
@@ -1898,7 +1898,7 @@
     <w:r>
       <w:tab/>
       <w:tab/>
-      <w:t>2026-10-29</w:t>
+      <w:t>2026-10-31</w:t>
       <w:br/>
       <w:br/>
     </w:r>
